--- a/book/draft-v2/서드브레인2편_6장_세계기업세진영.docx
+++ b/book/draft-v2/서드브레인2편_6장_세계기업세진영.docx
@@ -712,6 +712,155 @@
       </w:r>
     </w:p>
     <w:p>
+      <w:r>
+        <w:br w:type="page"/>
+      </w:r>
+    </w:p>
+    <w:p>
+      <w:pPr>
+        <w:pStyle w:val="Heading2"/>
+        <w:spacing w:after="140" w:before="300"/>
+      </w:pPr>
+      <w:r>
+        <w:rPr>
+          <w:rFonts w:ascii="Malgun Gothic" w:cs="Malgun Gothic" w:eastAsia="Malgun Gothic" w:hAnsi="Malgun Gothic"/>
+          <w:b/>
+          <w:bCs/>
+          <w:color w:val="2E86AB"/>
+          <w:sz w:val="25"/>
+          <w:szCs w:val="25"/>
+        </w:rPr>
+        <w:t xml:space="preserve">6.4 [심화] 비즈니스 모델의 충돌 — 데이터 해자 vs 개인 소유</w:t>
+      </w:r>
+    </w:p>
+    <w:p>
+      <w:pPr>
+        <w:spacing w:after="150" w:before="0" w:line="312"/>
+        <w:jc w:val="both"/>
+      </w:pPr>
+      <w:r>
+        <w:rPr>
+          <w:rFonts w:ascii="Malgun Gothic" w:cs="Malgun Gothic" w:eastAsia="Malgun Gothic" w:hAnsi="Malgun Gothic"/>
+          <w:sz w:val="21"/>
+          <w:szCs w:val="21"/>
+        </w:rPr>
+        <w:t xml:space="preserve">기업들이 세 진영으로 나뉘어 달린다면(6.1), 그들은 무엇으로 돈을 벌려 할까요? 컴패니언 로봇의 비즈니스 모델을 들여다보면, 이 책이 던지는 '누구의 플랫폼인가'라는 질문(6.3)이 더욱 첨예해집니다. 지배적인 모델은 세 가지로 수렴하고 있습니다.</w:t>
+      </w:r>
+    </w:p>
+    <w:p>
+      <w:pPr>
+        <w:spacing w:after="150" w:before="0" w:line="312"/>
+        <w:jc w:val="both"/>
+      </w:pPr>
+      <w:r>
+        <w:rPr>
+          <w:rFonts w:ascii="Malgun Gothic" w:cs="Malgun Gothic" w:eastAsia="Malgun Gothic" w:hAnsi="Malgun Gothic"/>
+          <w:sz w:val="21"/>
+          <w:szCs w:val="21"/>
+        </w:rPr>
+        <w:t xml:space="preserve">첫째는 하드웨어 판매 + 구독(RaaS, Robot-as-a-Service)입니다. 로봇을 팔거나 임대하고, 지속적인 소프트웨어 업데이트와 클라우드 지능을 월 구독으로 제공하는 방식입니다. 회원님의 원고가 정확히 예견했듯, 컴패니언 로봇은 스마트폰처럼 '오래 쓰며 계속 진화하는 서비스형 제품'이 될 가능성이 큽니다. 둘째는 데이터 해자(data moat)입니다. 사용자가 로봇과 오래 살수록 그 로봇만 아는 개인 데이터가 쌓이고, 그 데이터가 전환 비용(다른 로봇으로 갈아타기 어려움)을 만들어 사용자를 묶습니다. 스마트폰과 SNS가 그랬듯, 데이터는 가장 강력한 해자입니다. 셋째는 플랫폼 수수료 — 로봇 위에서 돌아가는 서드파티 앱·기술(skill) 생태계에서 수수료를 걷는 애플 앱스토어 모델입니다.</w:t>
+      </w:r>
+    </w:p>
+    <w:p>
+      <w:pPr>
+        <w:spacing w:after="150" w:before="0" w:line="312"/>
+        <w:jc w:val="both"/>
+      </w:pPr>
+      <w:r>
+        <w:rPr>
+          <w:rFonts w:ascii="Malgun Gothic" w:cs="Malgun Gothic" w:eastAsia="Malgun Gothic" w:hAnsi="Malgun Gothic"/>
+          <w:sz w:val="21"/>
+          <w:szCs w:val="21"/>
+        </w:rPr>
+        <w:t xml:space="preserve">이 세 모델의 공통점은 무엇일까요? 모두 '사용자를 묶어 두는 것(lock-in)'에서 수익이 나온다는 점입니다. 데이터 해자는 본질적으로 '당신의 기억을 인질로 삼는' 모델입니다 — 떠나면 로봇이 쌓은 당신에 대한 이해를 잃으니까요. 여기서 서드브레인은 정반대의 내기를 겁니다. 데이터를 인질로 삼지 않는 것을 경쟁력으로 삼는 것. 나의 그래프가 열린 형식으로 내 서버에 있고 통째로 이동 가능하다면, 나는 언제든 로봇을 갈아탈 수 있습니다. 역설적이게도, 이 '묶지 않음'이야말로 가장 깊은 신뢰를 만듭니다. 떠날 자유가 있는 사람만이 진심으로 머물기 때문입니다. 상업적 컴패니언이 데이터 해자로 사용자를 가두려 할 때, 개인 소유 컴패니언은 '언제든 떠나도 좋다'는 자유로 사용자의 신뢰를 얻습니다. 이것은 사업 모델의 차이를 넘어, 인간과 지능의 관계에 대한 두 철학의 충돌입니다.</w:t>
+      </w:r>
+    </w:p>
+    <w:p>
+      <w:pPr>
+        <w:shd w:fill="EAF3F1" w:val="clear"/>
+        <w:spacing w:after="60" w:before="180"/>
+      </w:pPr>
+      <w:r>
+        <w:rPr>
+          <w:rFonts w:ascii="Malgun Gothic" w:cs="Malgun Gothic" w:eastAsia="Malgun Gothic" w:hAnsi="Malgun Gothic"/>
+          <w:b/>
+          <w:bCs/>
+          <w:color w:val="1F6F6A"/>
+          <w:sz w:val="20"/>
+          <w:szCs w:val="20"/>
+        </w:rPr>
+        <w:t xml:space="preserve">[뇌경영 실천] 두 비즈니스 철학의 충돌</w:t>
+      </w:r>
+    </w:p>
+    <w:p>
+      <w:pPr>
+        <w:shd w:fill="EAF3F1" w:val="clear"/>
+        <w:spacing w:after="60" w:line="300"/>
+      </w:pPr>
+      <w:r>
+        <w:rPr>
+          <w:rFonts w:ascii="Malgun Gothic" w:cs="Malgun Gothic" w:eastAsia="Malgun Gothic" w:hAnsi="Malgun Gothic"/>
+          <w:color w:val="333333"/>
+          <w:sz w:val="20"/>
+          <w:szCs w:val="20"/>
+        </w:rPr>
+        <w:t xml:space="preserve">· 상업 모델: 하드웨어+구독(RaaS) · 데이터 해자(기억을 인질로) · 플랫폼 수수료</w:t>
+      </w:r>
+    </w:p>
+    <w:p>
+      <w:pPr>
+        <w:shd w:fill="EAF3F1" w:val="clear"/>
+        <w:spacing w:after="60" w:line="300"/>
+      </w:pPr>
+      <w:r>
+        <w:rPr>
+          <w:rFonts w:ascii="Malgun Gothic" w:cs="Malgun Gothic" w:eastAsia="Malgun Gothic" w:hAnsi="Malgun Gothic"/>
+          <w:color w:val="333333"/>
+          <w:sz w:val="20"/>
+          <w:szCs w:val="20"/>
+        </w:rPr>
+        <w:t xml:space="preserve">· 공통점: 수익의 원천이 '사용자 묶어 두기(lock-in)'</w:t>
+      </w:r>
+    </w:p>
+    <w:p>
+      <w:pPr>
+        <w:shd w:fill="EAF3F1" w:val="clear"/>
+        <w:spacing w:after="60" w:line="300"/>
+      </w:pPr>
+      <w:r>
+        <w:rPr>
+          <w:rFonts w:ascii="Malgun Gothic" w:cs="Malgun Gothic" w:eastAsia="Malgun Gothic" w:hAnsi="Malgun Gothic"/>
+          <w:color w:val="333333"/>
+          <w:sz w:val="20"/>
+          <w:szCs w:val="20"/>
+        </w:rPr>
+        <w:t xml:space="preserve">· 서드브레인의 반대 내기: 데이터를 인질로 삼지 않음 = 경쟁력</w:t>
+      </w:r>
+    </w:p>
+    <w:p>
+      <w:pPr>
+        <w:shd w:fill="EAF3F1" w:val="clear"/>
+        <w:spacing w:after="60" w:line="300"/>
+      </w:pPr>
+      <w:r>
+        <w:rPr>
+          <w:rFonts w:ascii="Malgun Gothic" w:cs="Malgun Gothic" w:eastAsia="Malgun Gothic" w:hAnsi="Malgun Gothic"/>
+          <w:color w:val="333333"/>
+          <w:sz w:val="20"/>
+          <w:szCs w:val="20"/>
+        </w:rPr>
+        <w:t xml:space="preserve">· 역설: '언제든 떠나도 좋다'는 자유가 가장 깊은 신뢰를 만든다</w:t>
+      </w:r>
+    </w:p>
+    <w:p>
+      <w:pPr>
+        <w:spacing w:after="140"/>
+      </w:pPr>
+      <w:r>
+        <w:t xml:space="preserve"/>
+      </w:r>
+    </w:p>
+    <w:p>
       <w:pPr>
         <w:spacing w:after="60" w:before="0" w:line="312"/>
         <w:jc w:val="both"/>
